--- a/docs/03-MySQL 物理表结构设计 V1.0.docx
+++ b/docs/03-MySQL 物理表结构设计 V1.0.docx
@@ -2,6 +2,85 @@
 <file path=word/document.xml><?xml version="1.0" encoding="utf-8"?>
 <w:document xmlns:wpc="http://schemas.microsoft.com/office/word/2010/wordprocessingCanvas" xmlns:mo="http://schemas.microsoft.com/office/mac/office/2008/main" xmlns:mc="http://schemas.openxmlformats.org/markup-compatibility/2006" xmlns:mv="urn:schemas-microsoft-com:mac:vml" xmlns:o="urn:schemas-microsoft-com:office:office" xmlns:r="http://schemas.openxmlformats.org/officeDocument/2006/relationships" xmlns:m="http://schemas.openxmlformats.org/officeDocument/2006/math" xmlns:v="urn:schemas-microsoft-com:vml" xmlns:wp14="http://schemas.microsoft.com/office/word/2010/wordprocessingDrawing" xmlns:wp="http://schemas.openxmlformats.org/drawingml/2006/wordprocessingDrawing" xmlns:w10="urn:schemas-microsoft-com:office:word" xmlns:w="http://schemas.openxmlformats.org/wordprocessingml/2006/main" xmlns:w14="http://schemas.microsoft.com/office/word/2010/wordml" xmlns:wpg="http://schemas.microsoft.com/office/word/2010/wordprocessingGroup" xmlns:wpi="http://schemas.microsoft.com/office/word/2010/wordprocessingInk" xmlns:wne="http://schemas.microsoft.com/office/word/2006/wordml" xmlns:wps="http://schemas.microsoft.com/office/word/2010/wordprocessingShape" mc:Ignorable="w14 wp14">
   <w:body>
+    <w:p>
+      <w:pPr>
+        <w:pStyle w:val="Heading1"/>
+      </w:pPr>
+      <w:r>
+        <w:rPr>
+          <w:rFonts w:ascii="Microsoft YaHei" w:hAnsi="Microsoft YaHei" w:eastAsia="Microsoft YaHei"/>
+          <w:b w:val="0"/>
+          <w:sz w:val="21"/>
+        </w:rPr>
+        <w:t>V2 目标基线修订</w:t>
+      </w:r>
+    </w:p>
+    <w:p>
+      <w:r>
+        <w:rPr>
+          <w:rFonts w:ascii="Microsoft YaHei" w:hAnsi="Microsoft YaHei" w:eastAsia="Microsoft YaHei"/>
+          <w:b/>
+          <w:sz w:val="21"/>
+        </w:rPr>
+        <w:t>本修订依据 docs/15-R7-BIZ-1-V2-评审决策冻结记录.md，描述 BIZ-1A～1D 后续实施的目标规则。当前数据库和已上线 API 未在 BIZ-1P 阶段改变。本文原 V1.0 正文中与本修订或冻结记录冲突的断言已废弃，仅保留现行实现与历史追溯意义。</w:t>
+      </w:r>
+    </w:p>
+    <w:p>
+      <w:r>
+        <w:rPr>
+          <w:rFonts w:ascii="Microsoft YaHei" w:hAnsi="Microsoft YaHei" w:eastAsia="Microsoft YaHei"/>
+          <w:b/>
+          <w:sz w:val="21"/>
+        </w:rPr>
+        <w:t>目标设计和完整测试条目见 docs/16-R7-BIZ-1P-V2-目标设计与验收基线.md。出现冻结记录内部冲突必须停止实施并标记 DECISION REQUIRED。</w:t>
+      </w:r>
+    </w:p>
+    <w:p>
+      <w:pPr/>
+      <w:r>
+        <w:rPr>
+          <w:rFonts w:ascii="Microsoft YaHei" w:hAnsi="Microsoft YaHei" w:eastAsia="Microsoft YaHei"/>
+          <w:b w:val="0"/>
+          <w:sz w:val="21"/>
+        </w:rPr>
+        <w:t>仅设计下一 Flyway V8，不修改/执行 V1～V7 或 database.sql。建议新 route_participant 以 bigint 主键、route_id、sequence_no、driver_id、driver_type_snapshot、company_vehicle_id 或 outsourced_plate_no、source_type、status、assigned_at、departed_at、ended_at、end_reason、transfer_reason、salary_amount、version、operator 时间等组成。以 (route_id, sequence_no) 唯一；用受锁的 route_task 当前参与引用或等效数据库唯一约束确保同一路线只有一个当前参与。按 (driver_id, status)、(company_vehicle_id, route_id) 建业务索引。</w:t>
+      </w:r>
+    </w:p>
+    <w:p>
+      <w:pPr/>
+      <w:r>
+        <w:rPr>
+          <w:rFonts w:ascii="Microsoft YaHei" w:hAnsi="Microsoft YaHei" w:eastAsia="Microsoft YaHei"/>
+          <w:b w:val="0"/>
+          <w:sz w:val="21"/>
+        </w:rPr>
+        <w:t>参与工资历史以 participant_id、before_amount、after_amount、reason、operator_id、operation_time 关联；金额 DECIMAL，允许 0，禁止负数。原始磅单通过 file_attachment 的新 purpose 与重量版本/卸货事实关联，可用关联表表达 1:N；调整证据保持独立目的和引用，附件读取按路线参与/授权角色校验。外协车牌不设 vehicle FK；多态附件/审计保持服务层一致性边界。expense_entry 与 expense_attribution_history 继续为费用及归属权威，增加必要的参与车辆资格查询索引，不复制费用金额为第二事实。SettlementDetail/Diff 保留不可变快照、业务对象来源和操作来源；audit_log 复用既有表并增加写入服务。</w:t>
+      </w:r>
+    </w:p>
+    <w:p>
+      <w:pPr/>
+      <w:r>
+        <w:rPr>
+          <w:rFonts w:ascii="Microsoft YaHei" w:hAnsi="Microsoft YaHei" w:eastAsia="Microsoft YaHei"/>
+          <w:b w:val="0"/>
+          <w:sz w:val="21"/>
+        </w:rPr>
+        <w:t>既有库升级前只读盘点外协脏绑定、类型变化、无车牌参与、未完线路和单线路工资；能由可靠指派/发车事实确认的首参与可回填，不能推断的历史标记资料不完整，绝不凭公司车绑定猜外协牌照。旧月结不改。继续执行的新业务记录必须在动作前补齐真实必填信息。空库从 V1 顺序执行至 V8 并校验约束；实际字段、索引及兼容旧列在 BIZ-1A 按 Repository 依赖定稿。</w:t>
+      </w:r>
+    </w:p>
+    <w:p>
+      <w:pPr>
+        <w:pStyle w:val="Heading2"/>
+      </w:pPr>
+      <w:r>
+        <w:rPr>
+          <w:rFonts w:ascii="Microsoft YaHei" w:hAnsi="Microsoft YaHei" w:eastAsia="Microsoft YaHei"/>
+          <w:b w:val="0"/>
+          <w:sz w:val="21"/>
+        </w:rPr>
+        <w:t>以下为 V1.0 原始正文。与以上 V2 修订冲突的旧口径均已废弃。</w:t>
+      </w:r>
+    </w:p>
     <w:p>
       <w:pPr>
         <w:jc w:val="center"/>
